--- a/插件详细手册/1.系统/关于GIF动画序列核心.docx
+++ b/插件详细手册/1.系统/关于GIF动画序列核心.docx
@@ -1,6 +1,6 @@
 
 <file path=word/document.xml><?xml version="1.0" encoding="utf-8"?>
-<w:document xmlns:wpc="http://schemas.microsoft.com/office/word/2010/wordprocessingCanvas" xmlns:cx="http://schemas.microsoft.com/office/drawing/2014/chartex" xmlns:cx1="http://schemas.microsoft.com/office/drawing/2015/9/8/chartex" xmlns:cx2="http://schemas.microsoft.com/office/drawing/2015/10/21/chartex" xmlns:cx3="http://schemas.microsoft.com/office/drawing/2016/5/9/chartex" xmlns:cx4="http://schemas.microsoft.com/office/drawing/2016/5/10/chartex" xmlns:cx5="http://schemas.microsoft.com/office/drawing/2016/5/11/chartex" xmlns:cx6="http://schemas.microsoft.com/office/drawing/2016/5/12/chartex" xmlns:cx7="http://schemas.microsoft.com/office/drawing/2016/5/13/chartex" xmlns:cx8="http://schemas.microsoft.com/office/drawing/2016/5/14/chartex" xmlns:mc="http://schemas.openxmlformats.org/markup-compatibility/2006" xmlns:aink="http://schemas.microsoft.com/office/drawing/2016/ink" xmlns:am3d="http://schemas.microsoft.com/office/drawing/2017/model3d" xmlns:o="urn:schemas-microsoft-com:office:office" xmlns:r="http://schemas.openxmlformats.org/officeDocument/2006/relationships" xmlns:m="http://schemas.openxmlformats.org/officeDocument/2006/math" xmlns:v="urn:schemas-microsoft-com:vml" xmlns:wp14="http://schemas.microsoft.com/office/word/2010/wordprocessingDrawing" xmlns:wp="http://schemas.openxmlformats.org/drawingml/2006/wordprocessingDrawing" xmlns:w10="urn:schemas-microsoft-com:office:word" xmlns:w="http://schemas.openxmlformats.org/wordprocessingml/2006/main" xmlns:w14="http://schemas.microsoft.com/office/word/2010/wordml" xmlns:w15="http://schemas.microsoft.com/office/word/2012/wordml" xmlns:w16cex="http://schemas.microsoft.com/office/word/2018/wordml/cex" xmlns:w16cid="http://schemas.microsoft.com/office/word/2016/wordml/cid" xmlns:w16="http://schemas.microsoft.com/office/word/2018/wordml" xmlns:w16se="http://schemas.microsoft.com/office/word/2015/wordml/symex" xmlns:wpg="http://schemas.microsoft.com/office/word/2010/wordprocessingGroup" xmlns:wpi="http://schemas.microsoft.com/office/word/2010/wordprocessingInk" xmlns:wne="http://schemas.microsoft.com/office/word/2006/wordml" xmlns:wps="http://schemas.microsoft.com/office/word/2010/wordprocessingShape" mc:Ignorable="w14 w15 w16se w16cid w16 w16cex wp14">
+<w:document xmlns:wpc="http://schemas.microsoft.com/office/word/2010/wordprocessingCanvas" xmlns:cx="http://schemas.microsoft.com/office/drawing/2014/chartex" xmlns:mc="http://schemas.openxmlformats.org/markup-compatibility/2006" xmlns:o="urn:schemas-microsoft-com:office:office" xmlns:r="http://schemas.openxmlformats.org/officeDocument/2006/relationships" xmlns:m="http://schemas.openxmlformats.org/officeDocument/2006/math" xmlns:v="urn:schemas-microsoft-com:vml" xmlns:wp14="http://schemas.microsoft.com/office/word/2010/wordprocessingDrawing" xmlns:wp="http://schemas.openxmlformats.org/drawingml/2006/wordprocessingDrawing" xmlns:w10="urn:schemas-microsoft-com:office:word" xmlns:w="http://schemas.openxmlformats.org/wordprocessingml/2006/main" xmlns:w14="http://schemas.microsoft.com/office/word/2010/wordml" xmlns:w15="http://schemas.microsoft.com/office/word/2012/wordml" xmlns:w16se="http://schemas.microsoft.com/office/word/2015/wordml/symex" xmlns:wpg="http://schemas.microsoft.com/office/word/2010/wordprocessingGroup" xmlns:wpi="http://schemas.microsoft.com/office/word/2010/wordprocessingInk" xmlns:wne="http://schemas.microsoft.com/office/word/2006/wordml" xmlns:wps="http://schemas.microsoft.com/office/word/2010/wordprocessingShape" mc:Ignorable="w14 w15 w16se wp14">
   <w:body>
     <w:p>
       <w:pPr>
@@ -403,6 +403,100 @@
           <w:sz w:val="22"/>
         </w:rPr>
         <w:t>图片</w:t>
+      </w:r>
+      <w:r>
+        <w:rPr>
+          <w:rFonts w:ascii="Tahoma" w:eastAsia="微软雅黑" w:hAnsi="Tahoma"/>
+          <w:kern w:val="0"/>
+          <w:sz w:val="22"/>
+        </w:rPr>
+        <w:t xml:space="preserve"> - GIF</w:t>
+      </w:r>
+      <w:r>
+        <w:rPr>
+          <w:rFonts w:ascii="Tahoma" w:eastAsia="微软雅黑" w:hAnsi="Tahoma"/>
+          <w:kern w:val="0"/>
+          <w:sz w:val="22"/>
+        </w:rPr>
+        <w:t>动画序列</w:t>
+      </w:r>
+    </w:p>
+    <w:p>
+      <w:pPr>
+        <w:widowControl/>
+        <w:adjustRightInd w:val="0"/>
+        <w:snapToGrid w:val="0"/>
+        <w:spacing w:after="200"/>
+        <w:jc w:val="left"/>
+        <w:rPr>
+          <w:rFonts w:ascii="Tahoma" w:eastAsia="微软雅黑" w:hAnsi="Tahoma"/>
+          <w:kern w:val="0"/>
+          <w:sz w:val="22"/>
+        </w:rPr>
+      </w:pPr>
+      <w:r>
+        <w:rPr>
+          <w:rFonts w:ascii="Tahoma" w:eastAsia="微软雅黑" w:hAnsi="Tahoma"/>
+          <w:kern w:val="0"/>
+          <w:sz w:val="22"/>
+        </w:rPr>
+        <w:tab/>
+      </w:r>
+      <w:r>
+        <w:rPr>
+          <w:rFonts w:ascii="Tahoma" w:eastAsia="微软雅黑" w:hAnsi="Tahoma" w:hint="eastAsia"/>
+          <w:kern w:val="0"/>
+          <w:sz w:val="22"/>
+        </w:rPr>
+        <w:t>◆</w:t>
+      </w:r>
+      <w:r>
+        <w:rPr>
+          <w:rFonts w:ascii="Tahoma" w:eastAsia="微软雅黑" w:hAnsi="Tahoma"/>
+          <w:kern w:val="0"/>
+          <w:sz w:val="22"/>
+        </w:rPr>
+        <w:t>Drill_</w:t>
+      </w:r>
+      <w:r>
+        <w:rPr>
+          <w:rFonts w:ascii="Tahoma" w:eastAsia="微软雅黑" w:hAnsi="Tahoma" w:hint="eastAsia"/>
+          <w:kern w:val="0"/>
+          <w:sz w:val="22"/>
+        </w:rPr>
+        <w:t>Event</w:t>
+      </w:r>
+      <w:r>
+        <w:rPr>
+          <w:rFonts w:ascii="Tahoma" w:eastAsia="微软雅黑" w:hAnsi="Tahoma"/>
+          <w:kern w:val="0"/>
+          <w:sz w:val="22"/>
+        </w:rPr>
+        <w:t>ActionSequence</w:t>
+      </w:r>
+      <w:r>
+        <w:rPr>
+          <w:rFonts w:ascii="Tahoma" w:eastAsia="微软雅黑" w:hAnsi="Tahoma"/>
+          <w:kern w:val="0"/>
+          <w:sz w:val="22"/>
+        </w:rPr>
+        <w:tab/>
+      </w:r>
+      <w:r>
+        <w:rPr>
+          <w:rFonts w:ascii="Tahoma" w:eastAsia="微软雅黑" w:hAnsi="Tahoma"/>
+          <w:kern w:val="0"/>
+          <w:sz w:val="22"/>
+        </w:rPr>
+        <w:tab/>
+      </w:r>
+      <w:r>
+        <w:rPr>
+          <w:rFonts w:ascii="Tahoma" w:eastAsia="微软雅黑" w:hAnsi="Tahoma" w:hint="eastAsia"/>
+          <w:kern w:val="0"/>
+          <w:sz w:val="22"/>
+        </w:rPr>
+        <w:t>行走图</w:t>
       </w:r>
       <w:r>
         <w:rPr>
@@ -580,6 +674,27 @@
     </w:p>
     <w:p>
       <w:pPr>
+        <w:widowControl/>
+        <w:jc w:val="left"/>
+        <w:rPr>
+          <w:rFonts w:ascii="Tahoma" w:eastAsia="微软雅黑" w:hAnsi="Tahoma"/>
+          <w:color w:val="0070C0"/>
+          <w:kern w:val="0"/>
+          <w:sz w:val="22"/>
+        </w:rPr>
+      </w:pPr>
+      <w:r>
+        <w:rPr>
+          <w:rFonts w:ascii="Tahoma" w:eastAsia="微软雅黑" w:hAnsi="Tahoma"/>
+          <w:color w:val="0070C0"/>
+          <w:kern w:val="0"/>
+          <w:sz w:val="22"/>
+        </w:rPr>
+        <w:br w:type="page"/>
+      </w:r>
+    </w:p>
+    <w:p>
+      <w:pPr>
         <w:pStyle w:val="3"/>
         <w:spacing w:before="120" w:after="120" w:line="415" w:lineRule="auto"/>
         <w:rPr>
@@ -593,6 +708,7 @@
           <w:sz w:val="28"/>
           <w:szCs w:val="28"/>
         </w:rPr>
+        <w:lastRenderedPageBreak/>
         <w:t>名词索引</w:t>
       </w:r>
     </w:p>
@@ -993,6 +1109,363 @@
     <w:p>
       <w:pPr>
         <w:widowControl/>
+        <w:adjustRightInd w:val="0"/>
+        <w:snapToGrid w:val="0"/>
+        <w:spacing w:after="200"/>
+        <w:jc w:val="left"/>
+        <w:rPr>
+          <w:rFonts w:ascii="Tahoma" w:eastAsia="微软雅黑" w:hAnsi="Tahoma"/>
+          <w:kern w:val="0"/>
+          <w:sz w:val="22"/>
+        </w:rPr>
+      </w:pPr>
+    </w:p>
+    <w:p>
+      <w:pPr>
+        <w:pStyle w:val="3"/>
+        <w:spacing w:before="120" w:after="120" w:line="415" w:lineRule="auto"/>
+        <w:rPr>
+          <w:sz w:val="28"/>
+          <w:szCs w:val="28"/>
+        </w:rPr>
+      </w:pPr>
+      <w:r>
+        <w:rPr>
+          <w:rFonts w:hint="eastAsia"/>
+          <w:sz w:val="28"/>
+          <w:szCs w:val="28"/>
+        </w:rPr>
+        <w:t>子插件文档</w:t>
+      </w:r>
+    </w:p>
+    <w:p>
+      <w:pPr>
+        <w:widowControl/>
+        <w:adjustRightInd w:val="0"/>
+        <w:snapToGrid w:val="0"/>
+        <w:spacing w:after="200"/>
+        <w:jc w:val="left"/>
+        <w:rPr>
+          <w:rFonts w:ascii="Tahoma" w:eastAsia="微软雅黑" w:hAnsi="Tahoma"/>
+          <w:kern w:val="0"/>
+          <w:sz w:val="22"/>
+        </w:rPr>
+      </w:pPr>
+      <w:r>
+        <w:rPr>
+          <w:rFonts w:ascii="Tahoma" w:eastAsia="微软雅黑" w:hAnsi="Tahoma" w:hint="eastAsia"/>
+          <w:kern w:val="0"/>
+          <w:sz w:val="22"/>
+        </w:rPr>
+        <w:t>以下</w:t>
+      </w:r>
+      <w:r>
+        <w:rPr>
+          <w:rFonts w:ascii="Tahoma" w:eastAsia="微软雅黑" w:hAnsi="Tahoma" w:hint="eastAsia"/>
+          <w:kern w:val="0"/>
+          <w:sz w:val="22"/>
+        </w:rPr>
+        <w:t xml:space="preserve"> </w:t>
+      </w:r>
+      <w:r>
+        <w:rPr>
+          <w:rFonts w:ascii="Tahoma" w:eastAsia="微软雅黑" w:hAnsi="Tahoma" w:hint="eastAsia"/>
+          <w:kern w:val="0"/>
+          <w:sz w:val="22"/>
+        </w:rPr>
+        <w:t>子插件</w:t>
+      </w:r>
+      <w:r>
+        <w:rPr>
+          <w:rFonts w:ascii="Tahoma" w:eastAsia="微软雅黑" w:hAnsi="Tahoma" w:hint="eastAsia"/>
+          <w:kern w:val="0"/>
+          <w:sz w:val="22"/>
+        </w:rPr>
+        <w:t xml:space="preserve"> </w:t>
+      </w:r>
+      <w:r>
+        <w:rPr>
+          <w:rFonts w:ascii="Tahoma" w:eastAsia="微软雅黑" w:hAnsi="Tahoma" w:hint="eastAsia"/>
+          <w:kern w:val="0"/>
+          <w:sz w:val="22"/>
+        </w:rPr>
+        <w:t>有相关插件说明文档</w:t>
+      </w:r>
+      <w:r>
+        <w:rPr>
+          <w:rFonts w:ascii="Tahoma" w:eastAsia="微软雅黑" w:hAnsi="Tahoma" w:hint="eastAsia"/>
+          <w:kern w:val="0"/>
+          <w:sz w:val="22"/>
+        </w:rPr>
+        <w:t>：</w:t>
+      </w:r>
+    </w:p>
+    <w:tbl>
+      <w:tblPr>
+        <w:tblStyle w:val="af"/>
+        <w:tblW w:w="0" w:type="auto"/>
+        <w:tblLook w:val="04A0" w:firstRow="1" w:lastRow="0" w:firstColumn="1" w:lastColumn="0" w:noHBand="0" w:noVBand="1"/>
+      </w:tblPr>
+      <w:tblGrid>
+        <w:gridCol w:w="4261"/>
+        <w:gridCol w:w="4261"/>
+      </w:tblGrid>
+      <w:tr>
+        <w:tc>
+          <w:tcPr>
+            <w:tcW w:w="4261" w:type="dxa"/>
+            <w:shd w:val="clear" w:color="auto" w:fill="D9D9D9" w:themeFill="background1" w:themeFillShade="D9"/>
+          </w:tcPr>
+          <w:p>
+            <w:pPr>
+              <w:widowControl/>
+              <w:adjustRightInd w:val="0"/>
+              <w:snapToGrid w:val="0"/>
+              <w:jc w:val="center"/>
+              <w:rPr>
+                <w:rFonts w:ascii="Tahoma" w:eastAsia="微软雅黑" w:hAnsi="Tahoma"/>
+                <w:kern w:val="0"/>
+                <w:sz w:val="22"/>
+              </w:rPr>
+            </w:pPr>
+            <w:r>
+              <w:rPr>
+                <w:rFonts w:ascii="Tahoma" w:eastAsia="微软雅黑" w:hAnsi="Tahoma" w:hint="eastAsia"/>
+                <w:kern w:val="0"/>
+                <w:sz w:val="22"/>
+              </w:rPr>
+              <w:t>子插件名称</w:t>
+            </w:r>
+          </w:p>
+        </w:tc>
+        <w:tc>
+          <w:tcPr>
+            <w:tcW w:w="4261" w:type="dxa"/>
+            <w:shd w:val="clear" w:color="auto" w:fill="D9D9D9" w:themeFill="background1" w:themeFillShade="D9"/>
+          </w:tcPr>
+          <w:p>
+            <w:pPr>
+              <w:widowControl/>
+              <w:adjustRightInd w:val="0"/>
+              <w:snapToGrid w:val="0"/>
+              <w:jc w:val="center"/>
+              <w:rPr>
+                <w:rFonts w:ascii="Tahoma" w:eastAsia="微软雅黑" w:hAnsi="Tahoma"/>
+                <w:kern w:val="0"/>
+                <w:sz w:val="22"/>
+              </w:rPr>
+            </w:pPr>
+            <w:r>
+              <w:rPr>
+                <w:rFonts w:ascii="Tahoma" w:eastAsia="微软雅黑" w:hAnsi="Tahoma" w:hint="eastAsia"/>
+                <w:kern w:val="0"/>
+                <w:sz w:val="22"/>
+              </w:rPr>
+              <w:t>文档名称</w:t>
+            </w:r>
+          </w:p>
+        </w:tc>
+      </w:tr>
+      <w:tr>
+        <w:tc>
+          <w:tcPr>
+            <w:tcW w:w="4261" w:type="dxa"/>
+          </w:tcPr>
+          <w:p>
+            <w:pPr>
+              <w:widowControl/>
+              <w:adjustRightInd w:val="0"/>
+              <w:snapToGrid w:val="0"/>
+              <w:jc w:val="left"/>
+              <w:rPr>
+                <w:rFonts w:ascii="Tahoma" w:eastAsia="微软雅黑" w:hAnsi="Tahoma"/>
+                <w:kern w:val="0"/>
+                <w:sz w:val="22"/>
+              </w:rPr>
+            </w:pPr>
+            <w:r>
+              <w:rPr>
+                <w:rFonts w:ascii="Tahoma" w:eastAsia="微软雅黑" w:hAnsi="Tahoma" w:hint="eastAsia"/>
+                <w:kern w:val="0"/>
+                <w:sz w:val="22"/>
+              </w:rPr>
+              <w:t>战斗</w:t>
+            </w:r>
+            <w:r>
+              <w:rPr>
+                <w:rFonts w:ascii="Tahoma" w:eastAsia="微软雅黑" w:hAnsi="Tahoma"/>
+                <w:kern w:val="0"/>
+                <w:sz w:val="22"/>
+              </w:rPr>
+              <w:t xml:space="preserve">UI - </w:t>
+            </w:r>
+            <w:r>
+              <w:rPr>
+                <w:rFonts w:ascii="Tahoma" w:eastAsia="微软雅黑" w:hAnsi="Tahoma"/>
+                <w:kern w:val="0"/>
+                <w:sz w:val="22"/>
+              </w:rPr>
+              <w:t>高级角色肖像</w:t>
+            </w:r>
+          </w:p>
+        </w:tc>
+        <w:tc>
+          <w:tcPr>
+            <w:tcW w:w="4261" w:type="dxa"/>
+          </w:tcPr>
+          <w:p>
+            <w:pPr>
+              <w:widowControl/>
+              <w:adjustRightInd w:val="0"/>
+              <w:snapToGrid w:val="0"/>
+              <w:jc w:val="left"/>
+              <w:rPr>
+                <w:rFonts w:ascii="Tahoma" w:eastAsia="微软雅黑" w:hAnsi="Tahoma"/>
+                <w:kern w:val="0"/>
+                <w:sz w:val="22"/>
+              </w:rPr>
+            </w:pPr>
+            <w:r>
+              <w:rPr>
+                <w:rFonts w:ascii="Tahoma" w:eastAsia="微软雅黑" w:hAnsi="Tahoma" w:hint="eastAsia"/>
+                <w:kern w:val="0"/>
+                <w:sz w:val="22"/>
+              </w:rPr>
+              <w:t>关于高级角色肖像</w:t>
+            </w:r>
+            <w:r>
+              <w:rPr>
+                <w:rFonts w:ascii="Tahoma" w:eastAsia="微软雅黑" w:hAnsi="Tahoma" w:hint="eastAsia"/>
+                <w:kern w:val="0"/>
+                <w:sz w:val="22"/>
+              </w:rPr>
+              <w:t>.</w:t>
+            </w:r>
+            <w:r>
+              <w:rPr>
+                <w:rFonts w:ascii="Tahoma" w:eastAsia="微软雅黑" w:hAnsi="Tahoma"/>
+                <w:kern w:val="0"/>
+                <w:sz w:val="22"/>
+              </w:rPr>
+              <w:t>docx</w:t>
+            </w:r>
+            <w:bookmarkStart w:id="0" w:name="_GoBack"/>
+            <w:bookmarkEnd w:id="0"/>
+          </w:p>
+        </w:tc>
+      </w:tr>
+      <w:tr>
+        <w:tc>
+          <w:tcPr>
+            <w:tcW w:w="4261" w:type="dxa"/>
+          </w:tcPr>
+          <w:p>
+            <w:pPr>
+              <w:widowControl/>
+              <w:adjustRightInd w:val="0"/>
+              <w:snapToGrid w:val="0"/>
+              <w:jc w:val="left"/>
+              <w:rPr>
+                <w:rFonts w:ascii="Tahoma" w:eastAsia="微软雅黑" w:hAnsi="Tahoma" w:hint="eastAsia"/>
+                <w:kern w:val="0"/>
+                <w:sz w:val="22"/>
+              </w:rPr>
+            </w:pPr>
+            <w:r>
+              <w:rPr>
+                <w:rFonts w:ascii="Tahoma" w:eastAsia="微软雅黑" w:hAnsi="Tahoma" w:hint="eastAsia"/>
+                <w:kern w:val="0"/>
+                <w:sz w:val="22"/>
+              </w:rPr>
+              <w:t>行走图</w:t>
+            </w:r>
+            <w:r>
+              <w:rPr>
+                <w:rFonts w:ascii="Tahoma" w:eastAsia="微软雅黑" w:hAnsi="Tahoma"/>
+                <w:kern w:val="0"/>
+                <w:sz w:val="22"/>
+              </w:rPr>
+              <w:t xml:space="preserve"> - GIF</w:t>
+            </w:r>
+            <w:r>
+              <w:rPr>
+                <w:rFonts w:ascii="Tahoma" w:eastAsia="微软雅黑" w:hAnsi="Tahoma"/>
+                <w:kern w:val="0"/>
+                <w:sz w:val="22"/>
+              </w:rPr>
+              <w:t>动画序列</w:t>
+            </w:r>
+          </w:p>
+        </w:tc>
+        <w:tc>
+          <w:tcPr>
+            <w:tcW w:w="4261" w:type="dxa"/>
+          </w:tcPr>
+          <w:p>
+            <w:pPr>
+              <w:widowControl/>
+              <w:adjustRightInd w:val="0"/>
+              <w:snapToGrid w:val="0"/>
+              <w:jc w:val="left"/>
+              <w:rPr>
+                <w:rFonts w:ascii="Tahoma" w:eastAsia="微软雅黑" w:hAnsi="Tahoma"/>
+                <w:kern w:val="0"/>
+                <w:sz w:val="22"/>
+              </w:rPr>
+            </w:pPr>
+            <w:r>
+              <w:rPr>
+                <w:rFonts w:ascii="Tahoma" w:eastAsia="微软雅黑" w:hAnsi="Tahoma" w:hint="eastAsia"/>
+                <w:kern w:val="0"/>
+                <w:sz w:val="22"/>
+              </w:rPr>
+              <w:t>关于行走图</w:t>
+            </w:r>
+            <w:r>
+              <w:rPr>
+                <w:rFonts w:ascii="Tahoma" w:eastAsia="微软雅黑" w:hAnsi="Tahoma" w:hint="eastAsia"/>
+                <w:kern w:val="0"/>
+                <w:sz w:val="22"/>
+              </w:rPr>
+              <w:t>GIF</w:t>
+            </w:r>
+            <w:r>
+              <w:rPr>
+                <w:rFonts w:ascii="Tahoma" w:eastAsia="微软雅黑" w:hAnsi="Tahoma" w:hint="eastAsia"/>
+                <w:kern w:val="0"/>
+                <w:sz w:val="22"/>
+              </w:rPr>
+              <w:t>动画序列</w:t>
+            </w:r>
+            <w:r>
+              <w:rPr>
+                <w:rFonts w:ascii="Tahoma" w:eastAsia="微软雅黑" w:hAnsi="Tahoma"/>
+                <w:kern w:val="0"/>
+                <w:sz w:val="22"/>
+              </w:rPr>
+              <w:t>.docx</w:t>
+            </w:r>
+          </w:p>
+        </w:tc>
+      </w:tr>
+    </w:tbl>
+    <w:p>
+      <w:pPr>
+        <w:widowControl/>
+        <w:adjustRightInd w:val="0"/>
+        <w:snapToGrid w:val="0"/>
+        <w:spacing w:after="200"/>
+        <w:jc w:val="left"/>
+        <w:rPr>
+          <w:rFonts w:ascii="Tahoma" w:eastAsia="微软雅黑" w:hAnsi="Tahoma"/>
+          <w:kern w:val="0"/>
+          <w:sz w:val="22"/>
+        </w:rPr>
+      </w:pPr>
+    </w:p>
+    <w:p>
+      <w:pPr>
+        <w:widowControl/>
         <w:jc w:val="left"/>
         <w:sectPr>
           <w:headerReference w:type="default" r:id="rId8"/>
@@ -1015,8 +1488,8 @@
           <w:szCs w:val="28"/>
         </w:rPr>
       </w:pPr>
-      <w:bookmarkStart w:id="0" w:name="_插件关系"/>
-      <w:bookmarkEnd w:id="0"/>
+      <w:bookmarkStart w:id="1" w:name="_插件关系"/>
+      <w:bookmarkEnd w:id="1"/>
       <w:r>
         <w:rPr>
           <w:rFonts w:hint="eastAsia"/>
@@ -1070,7 +1543,7 @@
         <w:jc w:val="center"/>
       </w:pPr>
       <w:r>
-        <w:object w:dxaOrig="10513" w:dyaOrig="1849" w14:anchorId="160065D1">
+        <w:object w:dxaOrig="10524" w:dyaOrig="2881" w14:anchorId="397E3855">
           <v:shapetype id="_x0000_t75" coordsize="21600,21600" o:spt="75" o:preferrelative="t" path="m@4@5l@4@11@9@11@9@5xe" filled="f" stroked="f">
             <v:stroke joinstyle="miter"/>
             <v:formulas>
@@ -1090,10 +1563,10 @@
             <v:path o:extrusionok="f" gradientshapeok="t" o:connecttype="rect"/>
             <o:lock v:ext="edit" aspectratio="t"/>
           </v:shapetype>
-          <v:shape id="_x0000_i1025" type="#_x0000_t75" style="width:525.6pt;height:92.4pt" o:ole="">
+          <v:shape id="_x0000_i1025" type="#_x0000_t75" style="width:526.5pt;height:2in" o:ole="">
             <v:imagedata r:id="rId9" o:title=""/>
           </v:shape>
-          <o:OLEObject Type="Embed" ProgID="Visio.Drawing.15" ShapeID="_x0000_i1025" DrawAspect="Content" ObjectID="_1677147128" r:id="rId10"/>
+          <o:OLEObject Type="Embed" ProgID="Visio.Drawing.15" ShapeID="_x0000_i1025" DrawAspect="Content" ObjectID="_1678600946" r:id="rId10"/>
         </w:object>
       </w:r>
     </w:p>
@@ -1220,12 +1693,12 @@
         </w:rPr>
       </w:pPr>
       <w:r>
-        <w:rPr>
-          <w:rFonts w:ascii="Tahoma" w:eastAsia="微软雅黑" w:hAnsi="Tahoma" w:hint="eastAsia"/>
-          <w:kern w:val="0"/>
-          <w:sz w:val="22"/>
-        </w:rPr>
-        <w:t>（没画）</w:t>
+        <w:object w:dxaOrig="19633" w:dyaOrig="6133" w14:anchorId="77CF3F21">
+          <v:shape id="_x0000_i1026" type="#_x0000_t75" style="width:696.75pt;height:217.5pt" o:ole="">
+            <v:imagedata r:id="rId11" o:title=""/>
+          </v:shape>
+          <o:OLEObject Type="Embed" ProgID="Visio.Drawing.15" ShapeID="_x0000_i1026" DrawAspect="Content" ObjectID="_1678600947" r:id="rId12"/>
+        </w:object>
       </w:r>
     </w:p>
     <w:p>
@@ -1292,7 +1765,7 @@
           <w:sz w:val="22"/>
         </w:rPr>
       </w:pPr>
-      <w:bookmarkStart w:id="1" w:name="动画序列"/>
+      <w:bookmarkStart w:id="2" w:name="动画序列"/>
       <w:r>
         <w:rPr>
           <w:rFonts w:ascii="Tahoma" w:eastAsia="微软雅黑" w:hAnsi="Tahoma" w:hint="eastAsia"/>
@@ -1302,7 +1775,7 @@
         </w:rPr>
         <w:t>动画序列</w:t>
       </w:r>
-      <w:bookmarkEnd w:id="1"/>
+      <w:bookmarkEnd w:id="2"/>
       <w:r>
         <w:rPr>
           <w:rFonts w:ascii="Tahoma" w:eastAsia="微软雅黑" w:hAnsi="Tahoma" w:hint="eastAsia"/>
@@ -1620,10 +2093,10 @@
       </w:pPr>
       <w:r>
         <w:object w:dxaOrig="6001" w:dyaOrig="3975" w14:anchorId="6EED0365">
-          <v:shape id="_x0000_i1026" type="#_x0000_t75" style="width:247.8pt;height:164.4pt" o:ole="">
-            <v:imagedata r:id="rId11" o:title=""/>
+          <v:shape id="_x0000_i1027" type="#_x0000_t75" style="width:247.5pt;height:164.25pt" o:ole="">
+            <v:imagedata r:id="rId13" o:title=""/>
           </v:shape>
-          <o:OLEObject Type="Embed" ProgID="Visio.Drawing.15" ShapeID="_x0000_i1026" DrawAspect="Content" ObjectID="_1677147129" r:id="rId12"/>
+          <o:OLEObject Type="Embed" ProgID="Visio.Drawing.15" ShapeID="_x0000_i1027" DrawAspect="Content" ObjectID="_1678600948" r:id="rId14"/>
         </w:object>
       </w:r>
     </w:p>
@@ -1756,10 +2229,10 @@
       </w:pPr>
       <w:r>
         <w:object w:dxaOrig="10935" w:dyaOrig="4365" w14:anchorId="512FDA27">
-          <v:shape id="_x0000_i1027" type="#_x0000_t75" style="width:415.2pt;height:165.6pt" o:ole="">
-            <v:imagedata r:id="rId13" o:title=""/>
+          <v:shape id="_x0000_i1028" type="#_x0000_t75" style="width:414.75pt;height:165.75pt" o:ole="">
+            <v:imagedata r:id="rId15" o:title=""/>
           </v:shape>
-          <o:OLEObject Type="Embed" ProgID="Visio.Drawing.15" ShapeID="_x0000_i1027" DrawAspect="Content" ObjectID="_1677147130" r:id="rId14"/>
+          <o:OLEObject Type="Embed" ProgID="Visio.Drawing.15" ShapeID="_x0000_i1028" DrawAspect="Content" ObjectID="_1678600949" r:id="rId16"/>
         </w:object>
       </w:r>
     </w:p>
@@ -1892,7 +2365,7 @@
           <w:sz w:val="22"/>
         </w:rPr>
       </w:pPr>
-      <w:bookmarkStart w:id="2" w:name="变换唯一性"/>
+      <w:bookmarkStart w:id="3" w:name="变换唯一性"/>
       <w:r>
         <w:rPr>
           <w:rFonts w:ascii="Tahoma" w:eastAsia="微软雅黑" w:hAnsi="Tahoma" w:hint="eastAsia"/>
@@ -1902,7 +2375,7 @@
         </w:rPr>
         <w:t>变换唯一性</w:t>
       </w:r>
-      <w:bookmarkEnd w:id="2"/>
+      <w:bookmarkEnd w:id="3"/>
       <w:r>
         <w:rPr>
           <w:rFonts w:ascii="Tahoma" w:eastAsia="微软雅黑" w:hAnsi="Tahoma" w:hint="eastAsia"/>
@@ -2180,7 +2653,7 @@
           <w:sz w:val="22"/>
         </w:rPr>
       </w:pPr>
-      <w:bookmarkStart w:id="3" w:name="状态元"/>
+      <w:bookmarkStart w:id="4" w:name="状态元"/>
       <w:r>
         <w:rPr>
           <w:rFonts w:ascii="Tahoma" w:eastAsia="微软雅黑" w:hAnsi="Tahoma" w:hint="eastAsia"/>
@@ -2190,7 +2663,7 @@
         </w:rPr>
         <w:t>状态元</w:t>
       </w:r>
-      <w:bookmarkEnd w:id="3"/>
+      <w:bookmarkEnd w:id="4"/>
       <w:r>
         <w:rPr>
           <w:rFonts w:ascii="Tahoma" w:eastAsia="微软雅黑" w:hAnsi="Tahoma" w:hint="eastAsia"/>
@@ -2351,10 +2824,10 @@
       </w:pPr>
       <w:r>
         <w:object w:dxaOrig="8385" w:dyaOrig="3810" w14:anchorId="6007DFE0">
-          <v:shape id="_x0000_i1028" type="#_x0000_t75" style="width:282.6pt;height:128.4pt" o:ole="">
-            <v:imagedata r:id="rId15" o:title=""/>
+          <v:shape id="_x0000_i1029" type="#_x0000_t75" style="width:282.75pt;height:128.25pt" o:ole="">
+            <v:imagedata r:id="rId17" o:title=""/>
           </v:shape>
-          <o:OLEObject Type="Embed" ProgID="Visio.Drawing.15" ShapeID="_x0000_i1028" DrawAspect="Content" ObjectID="_1677147131" r:id="rId16"/>
+          <o:OLEObject Type="Embed" ProgID="Visio.Drawing.15" ShapeID="_x0000_i1029" DrawAspect="Content" ObjectID="_1678600950" r:id="rId18"/>
         </w:object>
       </w:r>
     </w:p>
@@ -2424,7 +2897,7 @@
           <w:sz w:val="22"/>
         </w:rPr>
       </w:pPr>
-      <w:bookmarkStart w:id="4" w:name="状态名"/>
+      <w:bookmarkStart w:id="5" w:name="状态名"/>
       <w:r>
         <w:rPr>
           <w:rFonts w:ascii="Tahoma" w:eastAsia="微软雅黑" w:hAnsi="Tahoma" w:hint="eastAsia"/>
@@ -2434,7 +2907,7 @@
         </w:rPr>
         <w:t>状态名</w:t>
       </w:r>
-      <w:bookmarkEnd w:id="4"/>
+      <w:bookmarkEnd w:id="5"/>
       <w:r>
         <w:rPr>
           <w:rFonts w:ascii="Tahoma" w:eastAsia="微软雅黑" w:hAnsi="Tahoma" w:hint="eastAsia"/>
@@ -2491,10 +2964,10 @@
       </w:pPr>
       <w:r>
         <w:object w:dxaOrig="6750" w:dyaOrig="2745" w14:anchorId="7051A1FB">
-          <v:shape id="_x0000_i1029" type="#_x0000_t75" style="width:290.4pt;height:118.2pt" o:ole="">
-            <v:imagedata r:id="rId17" o:title=""/>
+          <v:shape id="_x0000_i1030" type="#_x0000_t75" style="width:290.25pt;height:118.5pt" o:ole="">
+            <v:imagedata r:id="rId19" o:title=""/>
           </v:shape>
-          <o:OLEObject Type="Embed" ProgID="Visio.Drawing.15" ShapeID="_x0000_i1029" DrawAspect="Content" ObjectID="_1677147132" r:id="rId18"/>
+          <o:OLEObject Type="Embed" ProgID="Visio.Drawing.15" ShapeID="_x0000_i1030" DrawAspect="Content" ObjectID="_1678600951" r:id="rId20"/>
         </w:object>
       </w:r>
     </w:p>
@@ -2510,7 +2983,7 @@
           <w:sz w:val="22"/>
         </w:rPr>
       </w:pPr>
-      <w:bookmarkStart w:id="5" w:name="状态元集合"/>
+      <w:bookmarkStart w:id="6" w:name="状态元集合"/>
       <w:r>
         <w:rPr>
           <w:rFonts w:ascii="Tahoma" w:eastAsia="微软雅黑" w:hAnsi="Tahoma" w:hint="eastAsia"/>
@@ -2520,7 +2993,7 @@
         </w:rPr>
         <w:t>状态元集合</w:t>
       </w:r>
-      <w:bookmarkEnd w:id="5"/>
+      <w:bookmarkEnd w:id="6"/>
       <w:r>
         <w:rPr>
           <w:rFonts w:ascii="Tahoma" w:eastAsia="微软雅黑" w:hAnsi="Tahoma" w:hint="eastAsia"/>
@@ -2595,10 +3068,10 @@
       </w:pPr>
       <w:r>
         <w:object w:dxaOrig="10710" w:dyaOrig="2745" w14:anchorId="0C60C6CA">
-          <v:shape id="_x0000_i1030" type="#_x0000_t75" style="width:415.2pt;height:106.8pt" o:ole="">
-            <v:imagedata r:id="rId19" o:title=""/>
+          <v:shape id="_x0000_i1031" type="#_x0000_t75" style="width:414.75pt;height:106.5pt" o:ole="">
+            <v:imagedata r:id="rId21" o:title=""/>
           </v:shape>
-          <o:OLEObject Type="Embed" ProgID="Visio.Drawing.15" ShapeID="_x0000_i1030" DrawAspect="Content" ObjectID="_1677147133" r:id="rId20"/>
+          <o:OLEObject Type="Embed" ProgID="Visio.Drawing.15" ShapeID="_x0000_i1031" DrawAspect="Content" ObjectID="_1678600952" r:id="rId22"/>
         </w:object>
       </w:r>
     </w:p>
@@ -2651,7 +3124,7 @@
           <w:sz w:val="22"/>
         </w:rPr>
       </w:pPr>
-      <w:bookmarkStart w:id="6" w:name="默认状态元集合"/>
+      <w:bookmarkStart w:id="7" w:name="默认状态元集合"/>
       <w:r>
         <w:rPr>
           <w:rFonts w:ascii="Tahoma" w:eastAsia="微软雅黑" w:hAnsi="Tahoma" w:hint="eastAsia"/>
@@ -2670,7 +3143,7 @@
         </w:rPr>
         <w:t>状态元集合</w:t>
       </w:r>
-      <w:bookmarkEnd w:id="6"/>
+      <w:bookmarkEnd w:id="7"/>
       <w:r>
         <w:rPr>
           <w:rFonts w:ascii="Tahoma" w:eastAsia="微软雅黑" w:hAnsi="Tahoma" w:hint="eastAsia"/>
@@ -2789,7 +3262,7 @@
                     </pic:cNvPicPr>
                   </pic:nvPicPr>
                   <pic:blipFill>
-                    <a:blip r:embed="rId21">
+                    <a:blip r:embed="rId23">
                       <a:extLst>
                         <a:ext uri="{28A0092B-C50C-407E-A947-70E740481C1C}">
                           <a14:useLocalDpi xmlns:a14="http://schemas.microsoft.com/office/drawing/2010/main" val="0"/>
@@ -2832,7 +3305,7 @@
           <w:sz w:val="22"/>
         </w:rPr>
       </w:pPr>
-      <w:bookmarkStart w:id="7" w:name="状态元命名"/>
+      <w:bookmarkStart w:id="8" w:name="状态元命名"/>
       <w:r>
         <w:rPr>
           <w:rFonts w:ascii="Tahoma" w:eastAsia="微软雅黑" w:hAnsi="Tahoma" w:hint="eastAsia"/>
@@ -2842,7 +3315,7 @@
         </w:rPr>
         <w:t>状态元命名</w:t>
       </w:r>
-      <w:bookmarkEnd w:id="7"/>
+      <w:bookmarkEnd w:id="8"/>
       <w:r>
         <w:rPr>
           <w:rFonts w:ascii="Tahoma" w:eastAsia="微软雅黑" w:hAnsi="Tahoma" w:hint="eastAsia"/>
@@ -2913,7 +3386,7 @@
                     </pic:cNvPicPr>
                   </pic:nvPicPr>
                   <pic:blipFill>
-                    <a:blip r:embed="rId22">
+                    <a:blip r:embed="rId24">
                       <a:extLst>
                         <a:ext uri="{28A0092B-C50C-407E-A947-70E740481C1C}">
                           <a14:useLocalDpi xmlns:a14="http://schemas.microsoft.com/office/drawing/2010/main" val="0"/>
@@ -2982,7 +3455,7 @@
                     </pic:cNvPicPr>
                   </pic:nvPicPr>
                   <pic:blipFill>
-                    <a:blip r:embed="rId23">
+                    <a:blip r:embed="rId25">
                       <a:extLst>
                         <a:ext uri="{28A0092B-C50C-407E-A947-70E740481C1C}">
                           <a14:useLocalDpi xmlns:a14="http://schemas.microsoft.com/office/drawing/2010/main" val="0"/>
@@ -3084,7 +3557,7 @@
           <w:sz w:val="22"/>
         </w:rPr>
       </w:pPr>
-      <w:bookmarkStart w:id="8" w:name="动作元"/>
+      <w:bookmarkStart w:id="9" w:name="动作元"/>
       <w:r>
         <w:rPr>
           <w:rFonts w:ascii="Tahoma" w:eastAsia="微软雅黑" w:hAnsi="Tahoma" w:hint="eastAsia"/>
@@ -3094,7 +3567,7 @@
         </w:rPr>
         <w:t>动作元</w:t>
       </w:r>
-      <w:bookmarkEnd w:id="8"/>
+      <w:bookmarkEnd w:id="9"/>
       <w:r>
         <w:rPr>
           <w:rFonts w:ascii="Tahoma" w:eastAsia="微软雅黑" w:hAnsi="Tahoma" w:hint="eastAsia"/>
@@ -3198,10 +3671,10 @@
       </w:pPr>
       <w:r>
         <w:object w:dxaOrig="10710" w:dyaOrig="6015" w14:anchorId="3879DB84">
-          <v:shape id="_x0000_i1031" type="#_x0000_t75" style="width:415.2pt;height:233.4pt" o:ole="">
-            <v:imagedata r:id="rId24" o:title=""/>
+          <v:shape id="_x0000_i1032" type="#_x0000_t75" style="width:414.75pt;height:233.25pt" o:ole="">
+            <v:imagedata r:id="rId26" o:title=""/>
           </v:shape>
-          <o:OLEObject Type="Embed" ProgID="Visio.Drawing.15" ShapeID="_x0000_i1031" DrawAspect="Content" ObjectID="_1677147134" r:id="rId25"/>
+          <o:OLEObject Type="Embed" ProgID="Visio.Drawing.15" ShapeID="_x0000_i1032" DrawAspect="Content" ObjectID="_1678600953" r:id="rId27"/>
         </w:object>
       </w:r>
     </w:p>
@@ -3229,7 +3702,7 @@
           <w:sz w:val="22"/>
         </w:rPr>
       </w:pPr>
-      <w:bookmarkStart w:id="9" w:name="动作名"/>
+      <w:bookmarkStart w:id="10" w:name="动作名"/>
       <w:r>
         <w:rPr>
           <w:rFonts w:ascii="Tahoma" w:eastAsia="微软雅黑" w:hAnsi="Tahoma" w:hint="eastAsia"/>
@@ -3239,7 +3712,7 @@
         </w:rPr>
         <w:t>动作名</w:t>
       </w:r>
-      <w:bookmarkEnd w:id="9"/>
+      <w:bookmarkEnd w:id="10"/>
       <w:r>
         <w:rPr>
           <w:rFonts w:ascii="Tahoma" w:eastAsia="微软雅黑" w:hAnsi="Tahoma" w:hint="eastAsia"/>
@@ -3307,10 +3780,10 @@
       </w:pPr>
       <w:r>
         <w:object w:dxaOrig="7830" w:dyaOrig="3136" w14:anchorId="3408A384">
-          <v:shape id="_x0000_i1032" type="#_x0000_t75" style="width:392.4pt;height:156.6pt" o:ole="">
-            <v:imagedata r:id="rId26" o:title=""/>
+          <v:shape id="_x0000_i1033" type="#_x0000_t75" style="width:392.25pt;height:156.75pt" o:ole="">
+            <v:imagedata r:id="rId28" o:title=""/>
           </v:shape>
-          <o:OLEObject Type="Embed" ProgID="Visio.Drawing.15" ShapeID="_x0000_i1032" DrawAspect="Content" ObjectID="_1677147135" r:id="rId27"/>
+          <o:OLEObject Type="Embed" ProgID="Visio.Drawing.15" ShapeID="_x0000_i1033" DrawAspect="Content" ObjectID="_1678600954" r:id="rId29"/>
         </w:object>
       </w:r>
     </w:p>
@@ -3335,7 +3808,7 @@
           <w:sz w:val="22"/>
         </w:rPr>
       </w:pPr>
-      <w:bookmarkStart w:id="10" w:name="优先级"/>
+      <w:bookmarkStart w:id="11" w:name="优先级"/>
       <w:r>
         <w:rPr>
           <w:rFonts w:ascii="Tahoma" w:eastAsia="微软雅黑" w:hAnsi="Tahoma" w:hint="eastAsia"/>
@@ -3346,7 +3819,7 @@
         <w:lastRenderedPageBreak/>
         <w:t>优先级</w:t>
       </w:r>
-      <w:bookmarkEnd w:id="10"/>
+      <w:bookmarkEnd w:id="11"/>
       <w:r>
         <w:rPr>
           <w:rFonts w:ascii="Tahoma" w:eastAsia="微软雅黑" w:hAnsi="Tahoma" w:hint="eastAsia"/>
@@ -3533,64 +4006,64 @@
       </w:pPr>
       <w:r>
         <w:object w:dxaOrig="6091" w:dyaOrig="2655" w14:anchorId="4EC863DB">
-          <v:shape id="_x0000_i1033" type="#_x0000_t75" style="width:269.4pt;height:117.6pt" o:ole="">
-            <v:imagedata r:id="rId28" o:title=""/>
-          </v:shape>
-          <o:OLEObject Type="Embed" ProgID="Visio.Drawing.15" ShapeID="_x0000_i1033" DrawAspect="Content" ObjectID="_1677147136" r:id="rId29"/>
-        </w:object>
-      </w:r>
-    </w:p>
-    <w:p>
-      <w:pPr>
-        <w:widowControl/>
-        <w:jc w:val="left"/>
-        <w:rPr>
-          <w:rFonts w:ascii="Tahoma" w:eastAsia="微软雅黑" w:hAnsi="Tahoma"/>
-          <w:kern w:val="0"/>
-          <w:sz w:val="22"/>
-        </w:rPr>
-      </w:pPr>
-      <w:r>
-        <w:rPr>
-          <w:rFonts w:ascii="Tahoma" w:eastAsia="微软雅黑" w:hAnsi="Tahoma" w:hint="eastAsia"/>
-          <w:kern w:val="0"/>
-          <w:sz w:val="22"/>
-        </w:rPr>
-        <w:t>无法中断的动作元</w:t>
-      </w:r>
-      <w:r>
-        <w:rPr>
-          <w:rFonts w:ascii="Tahoma" w:eastAsia="微软雅黑" w:hAnsi="Tahoma" w:hint="eastAsia"/>
-          <w:kern w:val="0"/>
-          <w:sz w:val="22"/>
-        </w:rPr>
-        <w:t>，会被取消</w:t>
-      </w:r>
-      <w:r>
-        <w:rPr>
-          <w:rFonts w:ascii="Tahoma" w:eastAsia="微软雅黑" w:hAnsi="Tahoma" w:hint="eastAsia"/>
-          <w:kern w:val="0"/>
-          <w:sz w:val="22"/>
-        </w:rPr>
-        <w:t>。</w:t>
-      </w:r>
-    </w:p>
-    <w:p>
-      <w:pPr>
-        <w:widowControl/>
-        <w:jc w:val="center"/>
-        <w:rPr>
-          <w:rFonts w:ascii="Tahoma" w:eastAsia="微软雅黑" w:hAnsi="Tahoma"/>
-          <w:kern w:val="0"/>
-          <w:sz w:val="22"/>
-        </w:rPr>
-      </w:pPr>
-      <w:r>
-        <w:object w:dxaOrig="8986" w:dyaOrig="2370" w14:anchorId="5F0DEC80">
-          <v:shape id="_x0000_i1034" type="#_x0000_t75" style="width:395.4pt;height:104.4pt" o:ole="">
+          <v:shape id="_x0000_i1034" type="#_x0000_t75" style="width:269.25pt;height:117.75pt" o:ole="">
             <v:imagedata r:id="rId30" o:title=""/>
           </v:shape>
-          <o:OLEObject Type="Embed" ProgID="Visio.Drawing.15" ShapeID="_x0000_i1034" DrawAspect="Content" ObjectID="_1677147137" r:id="rId31"/>
+          <o:OLEObject Type="Embed" ProgID="Visio.Drawing.15" ShapeID="_x0000_i1034" DrawAspect="Content" ObjectID="_1678600955" r:id="rId31"/>
+        </w:object>
+      </w:r>
+    </w:p>
+    <w:p>
+      <w:pPr>
+        <w:widowControl/>
+        <w:jc w:val="left"/>
+        <w:rPr>
+          <w:rFonts w:ascii="Tahoma" w:eastAsia="微软雅黑" w:hAnsi="Tahoma"/>
+          <w:kern w:val="0"/>
+          <w:sz w:val="22"/>
+        </w:rPr>
+      </w:pPr>
+      <w:r>
+        <w:rPr>
+          <w:rFonts w:ascii="Tahoma" w:eastAsia="微软雅黑" w:hAnsi="Tahoma" w:hint="eastAsia"/>
+          <w:kern w:val="0"/>
+          <w:sz w:val="22"/>
+        </w:rPr>
+        <w:t>无法中断的动作元</w:t>
+      </w:r>
+      <w:r>
+        <w:rPr>
+          <w:rFonts w:ascii="Tahoma" w:eastAsia="微软雅黑" w:hAnsi="Tahoma" w:hint="eastAsia"/>
+          <w:kern w:val="0"/>
+          <w:sz w:val="22"/>
+        </w:rPr>
+        <w:t>，会被取消</w:t>
+      </w:r>
+      <w:r>
+        <w:rPr>
+          <w:rFonts w:ascii="Tahoma" w:eastAsia="微软雅黑" w:hAnsi="Tahoma" w:hint="eastAsia"/>
+          <w:kern w:val="0"/>
+          <w:sz w:val="22"/>
+        </w:rPr>
+        <w:t>。</w:t>
+      </w:r>
+    </w:p>
+    <w:p>
+      <w:pPr>
+        <w:widowControl/>
+        <w:jc w:val="center"/>
+        <w:rPr>
+          <w:rFonts w:ascii="Tahoma" w:eastAsia="微软雅黑" w:hAnsi="Tahoma"/>
+          <w:kern w:val="0"/>
+          <w:sz w:val="22"/>
+        </w:rPr>
+      </w:pPr>
+      <w:r>
+        <w:object w:dxaOrig="8986" w:dyaOrig="2370" w14:anchorId="5F0DEC80">
+          <v:shape id="_x0000_i1035" type="#_x0000_t75" style="width:395.25pt;height:104.25pt" o:ole="">
+            <v:imagedata r:id="rId32" o:title=""/>
+          </v:shape>
+          <o:OLEObject Type="Embed" ProgID="Visio.Drawing.15" ShapeID="_x0000_i1035" DrawAspect="Content" ObjectID="_1678600956" r:id="rId33"/>
         </w:object>
       </w:r>
     </w:p>
@@ -3759,7 +4232,7 @@
                     </pic:cNvPicPr>
                   </pic:nvPicPr>
                   <pic:blipFill>
-                    <a:blip r:embed="rId32">
+                    <a:blip r:embed="rId34">
                       <a:extLst>
                         <a:ext uri="{28A0092B-C50C-407E-A947-70E740481C1C}">
                           <a14:useLocalDpi xmlns:a14="http://schemas.microsoft.com/office/drawing/2010/main" val="0"/>
@@ -3825,7 +4298,7 @@
                     </pic:cNvPicPr>
                   </pic:nvPicPr>
                   <pic:blipFill>
-                    <a:blip r:embed="rId33">
+                    <a:blip r:embed="rId35">
                       <a:extLst>
                         <a:ext uri="{28A0092B-C50C-407E-A947-70E740481C1C}">
                           <a14:useLocalDpi xmlns:a14="http://schemas.microsoft.com/office/drawing/2010/main" val="0"/>
@@ -4034,7 +4507,7 @@
                     </pic:cNvPicPr>
                   </pic:nvPicPr>
                   <pic:blipFill>
-                    <a:blip r:embed="rId34" cstate="print">
+                    <a:blip r:embed="rId36" cstate="print">
                       <a:extLst>
                         <a:ext uri="{28A0092B-C50C-407E-A947-70E740481C1C}">
                           <a14:useLocalDpi xmlns:a14="http://schemas.microsoft.com/office/drawing/2010/main" val="0"/>
@@ -4188,7 +4661,7 @@
                     </pic:cNvPicPr>
                   </pic:nvPicPr>
                   <pic:blipFill>
-                    <a:blip r:embed="rId35">
+                    <a:blip r:embed="rId37">
                       <a:extLst>
                         <a:ext uri="{28A0092B-C50C-407E-A947-70E740481C1C}">
                           <a14:useLocalDpi xmlns:a14="http://schemas.microsoft.com/office/drawing/2010/main" val="0"/>
@@ -4416,7 +4889,7 @@
                     </pic:cNvPicPr>
                   </pic:nvPicPr>
                   <pic:blipFill>
-                    <a:blip r:embed="rId36">
+                    <a:blip r:embed="rId38">
                       <a:extLst>
                         <a:ext uri="{28A0092B-C50C-407E-A947-70E740481C1C}">
                           <a14:useLocalDpi xmlns:a14="http://schemas.microsoft.com/office/drawing/2010/main" val="0"/>
@@ -4534,7 +5007,7 @@
                     </pic:cNvPicPr>
                   </pic:nvPicPr>
                   <pic:blipFill>
-                    <a:blip r:embed="rId37">
+                    <a:blip r:embed="rId39">
                       <a:extLst>
                         <a:ext uri="{28A0092B-C50C-407E-A947-70E740481C1C}">
                           <a14:useLocalDpi xmlns:a14="http://schemas.microsoft.com/office/drawing/2010/main" val="0"/>
@@ -4603,7 +5076,7 @@
                     </pic:cNvPicPr>
                   </pic:nvPicPr>
                   <pic:blipFill>
-                    <a:blip r:embed="rId38">
+                    <a:blip r:embed="rId40">
                       <a:extLst>
                         <a:ext uri="{28A0092B-C50C-407E-A947-70E740481C1C}">
                           <a14:useLocalDpi xmlns:a14="http://schemas.microsoft.com/office/drawing/2010/main" val="0"/>
@@ -4724,7 +5197,7 @@
                     <pic:cNvPicPr/>
                   </pic:nvPicPr>
                   <pic:blipFill>
-                    <a:blip r:embed="rId39">
+                    <a:blip r:embed="rId41">
                       <a:extLst>
                         <a:ext uri="{28A0092B-C50C-407E-A947-70E740481C1C}">
                           <a14:useLocalDpi xmlns:a14="http://schemas.microsoft.com/office/drawing/2010/main" val="0"/>
@@ -4988,42 +5461,42 @@
       </w:pPr>
       <w:r>
         <w:object w:dxaOrig="6001" w:dyaOrig="3975" w14:anchorId="27FC8D6C">
-          <v:shape id="_x0000_i1035" type="#_x0000_t75" style="width:247.8pt;height:164.4pt" o:ole="">
-            <v:imagedata r:id="rId11" o:title=""/>
-          </v:shape>
-          <o:OLEObject Type="Embed" ProgID="Visio.Drawing.15" ShapeID="_x0000_i1035" DrawAspect="Content" ObjectID="_1677147138" r:id="rId40"/>
-        </w:object>
-      </w:r>
-    </w:p>
-    <w:p>
-      <w:pPr>
-        <w:widowControl/>
-        <w:rPr>
-          <w:rFonts w:ascii="Tahoma" w:eastAsia="微软雅黑" w:hAnsi="Tahoma"/>
-          <w:kern w:val="0"/>
-          <w:sz w:val="22"/>
-        </w:rPr>
-      </w:pPr>
-      <w:r>
-        <w:rPr>
-          <w:rFonts w:ascii="Tahoma" w:eastAsia="微软雅黑" w:hAnsi="Tahoma" w:hint="eastAsia"/>
-          <w:kern w:val="0"/>
-          <w:sz w:val="22"/>
-        </w:rPr>
-        <w:t>子插件才能对该盒子进行调用。</w:t>
-      </w:r>
-    </w:p>
-    <w:p>
-      <w:pPr>
-        <w:widowControl/>
-        <w:jc w:val="center"/>
-      </w:pPr>
-      <w:r>
-        <w:object w:dxaOrig="10935" w:dyaOrig="4365" w14:anchorId="1ECA26BA">
-          <v:shape id="_x0000_i1036" type="#_x0000_t75" style="width:415.2pt;height:165.6pt" o:ole="">
+          <v:shape id="_x0000_i1036" type="#_x0000_t75" style="width:247.5pt;height:164.25pt" o:ole="">
             <v:imagedata r:id="rId13" o:title=""/>
           </v:shape>
-          <o:OLEObject Type="Embed" ProgID="Visio.Drawing.15" ShapeID="_x0000_i1036" DrawAspect="Content" ObjectID="_1677147139" r:id="rId41"/>
+          <o:OLEObject Type="Embed" ProgID="Visio.Drawing.15" ShapeID="_x0000_i1036" DrawAspect="Content" ObjectID="_1678600957" r:id="rId42"/>
+        </w:object>
+      </w:r>
+    </w:p>
+    <w:p>
+      <w:pPr>
+        <w:widowControl/>
+        <w:rPr>
+          <w:rFonts w:ascii="Tahoma" w:eastAsia="微软雅黑" w:hAnsi="Tahoma"/>
+          <w:kern w:val="0"/>
+          <w:sz w:val="22"/>
+        </w:rPr>
+      </w:pPr>
+      <w:r>
+        <w:rPr>
+          <w:rFonts w:ascii="Tahoma" w:eastAsia="微软雅黑" w:hAnsi="Tahoma" w:hint="eastAsia"/>
+          <w:kern w:val="0"/>
+          <w:sz w:val="22"/>
+        </w:rPr>
+        <w:t>子插件才能对该盒子进行调用。</w:t>
+      </w:r>
+    </w:p>
+    <w:p>
+      <w:pPr>
+        <w:widowControl/>
+        <w:jc w:val="center"/>
+      </w:pPr>
+      <w:r>
+        <w:object w:dxaOrig="10935" w:dyaOrig="4365" w14:anchorId="1ECA26BA">
+          <v:shape id="_x0000_i1037" type="#_x0000_t75" style="width:414.75pt;height:165.75pt" o:ole="">
+            <v:imagedata r:id="rId15" o:title=""/>
+          </v:shape>
+          <o:OLEObject Type="Embed" ProgID="Visio.Drawing.15" ShapeID="_x0000_i1037" DrawAspect="Content" ObjectID="_1678600958" r:id="rId43"/>
         </w:object>
       </w:r>
     </w:p>
@@ -5173,7 +5646,7 @@
                     </pic:cNvPicPr>
                   </pic:nvPicPr>
                   <pic:blipFill>
-                    <a:blip r:embed="rId42">
+                    <a:blip r:embed="rId44">
                       <a:extLst>
                         <a:ext uri="{28A0092B-C50C-407E-A947-70E740481C1C}">
                           <a14:useLocalDpi xmlns:a14="http://schemas.microsoft.com/office/drawing/2010/main" val="0"/>
@@ -5293,7 +5766,7 @@
                     </pic:cNvPicPr>
                   </pic:nvPicPr>
                   <pic:blipFill>
-                    <a:blip r:embed="rId43">
+                    <a:blip r:embed="rId45">
                       <a:extLst>
                         <a:ext uri="{28A0092B-C50C-407E-A947-70E740481C1C}">
                           <a14:useLocalDpi xmlns:a14="http://schemas.microsoft.com/office/drawing/2010/main" val="0"/>
@@ -5450,7 +5923,7 @@
                     </pic:cNvPicPr>
                   </pic:nvPicPr>
                   <pic:blipFill>
-                    <a:blip r:embed="rId44">
+                    <a:blip r:embed="rId46">
                       <a:extLst>
                         <a:ext uri="{28A0092B-C50C-407E-A947-70E740481C1C}">
                           <a14:useLocalDpi xmlns:a14="http://schemas.microsoft.com/office/drawing/2010/main" val="0"/>
@@ -5603,7 +6076,7 @@
                     </pic:cNvPicPr>
                   </pic:nvPicPr>
                   <pic:blipFill>
-                    <a:blip r:embed="rId45">
+                    <a:blip r:embed="rId47">
                       <a:extLst>
                         <a:ext uri="{28A0092B-C50C-407E-A947-70E740481C1C}">
                           <a14:useLocalDpi xmlns:a14="http://schemas.microsoft.com/office/drawing/2010/main" val="0"/>
@@ -5759,7 +6232,7 @@
                     </pic:cNvPicPr>
                   </pic:nvPicPr>
                   <pic:blipFill>
-                    <a:blip r:embed="rId46">
+                    <a:blip r:embed="rId48">
                       <a:extLst>
                         <a:ext uri="{28A0092B-C50C-407E-A947-70E740481C1C}">
                           <a14:useLocalDpi xmlns:a14="http://schemas.microsoft.com/office/drawing/2010/main" val="0"/>
@@ -5828,7 +6301,7 @@
                     </pic:cNvPicPr>
                   </pic:nvPicPr>
                   <pic:blipFill>
-                    <a:blip r:embed="rId47">
+                    <a:blip r:embed="rId49">
                       <a:extLst>
                         <a:ext uri="{28A0092B-C50C-407E-A947-70E740481C1C}">
                           <a14:useLocalDpi xmlns:a14="http://schemas.microsoft.com/office/drawing/2010/main" val="0"/>
@@ -6039,7 +6512,7 @@
                     </pic:cNvPicPr>
                   </pic:nvPicPr>
                   <pic:blipFill>
-                    <a:blip r:embed="rId48">
+                    <a:blip r:embed="rId50">
                       <a:extLst>
                         <a:ext uri="{28A0092B-C50C-407E-A947-70E740481C1C}">
                           <a14:useLocalDpi xmlns:a14="http://schemas.microsoft.com/office/drawing/2010/main" val="0"/>
@@ -6150,7 +6623,7 @@
                     </pic:cNvPicPr>
                   </pic:nvPicPr>
                   <pic:blipFill>
-                    <a:blip r:embed="rId49">
+                    <a:blip r:embed="rId51">
                       <a:extLst>
                         <a:ext uri="{28A0092B-C50C-407E-A947-70E740481C1C}">
                           <a14:useLocalDpi xmlns:a14="http://schemas.microsoft.com/office/drawing/2010/main" val="0"/>
@@ -6219,7 +6692,7 @@
                     </pic:cNvPicPr>
                   </pic:nvPicPr>
                   <pic:blipFill>
-                    <a:blip r:embed="rId50">
+                    <a:blip r:embed="rId52">
                       <a:extLst>
                         <a:ext uri="{28A0092B-C50C-407E-A947-70E740481C1C}">
                           <a14:useLocalDpi xmlns:a14="http://schemas.microsoft.com/office/drawing/2010/main" val="0"/>
@@ -6336,7 +6809,7 @@
                     </pic:cNvPicPr>
                   </pic:nvPicPr>
                   <pic:blipFill>
-                    <a:blip r:embed="rId51">
+                    <a:blip r:embed="rId53">
                       <a:extLst>
                         <a:ext uri="{28A0092B-C50C-407E-A947-70E740481C1C}">
                           <a14:useLocalDpi xmlns:a14="http://schemas.microsoft.com/office/drawing/2010/main" val="0"/>
@@ -6644,7 +7117,7 @@
                     </pic:cNvPicPr>
                   </pic:nvPicPr>
                   <pic:blipFill>
-                    <a:blip r:embed="rId52">
+                    <a:blip r:embed="rId54">
                       <a:extLst>
                         <a:ext uri="{28A0092B-C50C-407E-A947-70E740481C1C}">
                           <a14:useLocalDpi xmlns:a14="http://schemas.microsoft.com/office/drawing/2010/main" val="0"/>
@@ -6826,7 +7299,7 @@
 </file>
 
 <file path=word/endnotes.xml><?xml version="1.0" encoding="utf-8"?>
-<w:endnotes xmlns:wpc="http://schemas.microsoft.com/office/word/2010/wordprocessingCanvas" xmlns:cx="http://schemas.microsoft.com/office/drawing/2014/chartex" xmlns:cx1="http://schemas.microsoft.com/office/drawing/2015/9/8/chartex" xmlns:cx2="http://schemas.microsoft.com/office/drawing/2015/10/21/chartex" xmlns:cx3="http://schemas.microsoft.com/office/drawing/2016/5/9/chartex" xmlns:cx4="http://schemas.microsoft.com/office/drawing/2016/5/10/chartex" xmlns:cx5="http://schemas.microsoft.com/office/drawing/2016/5/11/chartex" xmlns:cx6="http://schemas.microsoft.com/office/drawing/2016/5/12/chartex" xmlns:cx7="http://schemas.microsoft.com/office/drawing/2016/5/13/chartex" xmlns:cx8="http://schemas.microsoft.com/office/drawing/2016/5/14/chartex" xmlns:mc="http://schemas.openxmlformats.org/markup-compatibility/2006" xmlns:aink="http://schemas.microsoft.com/office/drawing/2016/ink" xmlns:am3d="http://schemas.microsoft.com/office/drawing/2017/model3d" xmlns:o="urn:schemas-microsoft-com:office:office" xmlns:r="http://schemas.openxmlformats.org/officeDocument/2006/relationships" xmlns:m="http://schemas.openxmlformats.org/officeDocument/2006/math" xmlns:v="urn:schemas-microsoft-com:vml" xmlns:wp14="http://schemas.microsoft.com/office/word/2010/wordprocessingDrawing" xmlns:wp="http://schemas.openxmlformats.org/drawingml/2006/wordprocessingDrawing" xmlns:w10="urn:schemas-microsoft-com:office:word" xmlns:w="http://schemas.openxmlformats.org/wordprocessingml/2006/main" xmlns:w14="http://schemas.microsoft.com/office/word/2010/wordml" xmlns:w15="http://schemas.microsoft.com/office/word/2012/wordml" xmlns:w16cex="http://schemas.microsoft.com/office/word/2018/wordml/cex" xmlns:w16cid="http://schemas.microsoft.com/office/word/2016/wordml/cid" xmlns:w16="http://schemas.microsoft.com/office/word/2018/wordml" xmlns:w16se="http://schemas.microsoft.com/office/word/2015/wordml/symex" xmlns:wpg="http://schemas.microsoft.com/office/word/2010/wordprocessingGroup" xmlns:wpi="http://schemas.microsoft.com/office/word/2010/wordprocessingInk" xmlns:wne="http://schemas.microsoft.com/office/word/2006/wordml" xmlns:wps="http://schemas.microsoft.com/office/word/2010/wordprocessingShape" mc:Ignorable="w14 w15 w16se w16cid w16 w16cex wp14">
+<w:endnotes xmlns:wpc="http://schemas.microsoft.com/office/word/2010/wordprocessingCanvas" xmlns:cx="http://schemas.microsoft.com/office/drawing/2014/chartex" xmlns:mc="http://schemas.openxmlformats.org/markup-compatibility/2006" xmlns:o="urn:schemas-microsoft-com:office:office" xmlns:r="http://schemas.openxmlformats.org/officeDocument/2006/relationships" xmlns:m="http://schemas.openxmlformats.org/officeDocument/2006/math" xmlns:v="urn:schemas-microsoft-com:vml" xmlns:wp14="http://schemas.microsoft.com/office/word/2010/wordprocessingDrawing" xmlns:wp="http://schemas.openxmlformats.org/drawingml/2006/wordprocessingDrawing" xmlns:w10="urn:schemas-microsoft-com:office:word" xmlns:w="http://schemas.openxmlformats.org/wordprocessingml/2006/main" xmlns:w14="http://schemas.microsoft.com/office/word/2010/wordml" xmlns:w15="http://schemas.microsoft.com/office/word/2012/wordml" xmlns:w16se="http://schemas.microsoft.com/office/word/2015/wordml/symex" xmlns:wpg="http://schemas.microsoft.com/office/word/2010/wordprocessingGroup" xmlns:wpi="http://schemas.microsoft.com/office/word/2010/wordprocessingInk" xmlns:wne="http://schemas.microsoft.com/office/word/2006/wordml" xmlns:wps="http://schemas.microsoft.com/office/word/2010/wordprocessingShape" mc:Ignorable="w14 w15 w16se wp14">
   <w:endnote w:type="separator" w:id="-1">
     <w:p>
       <w:r>
@@ -6845,7 +7318,7 @@
 </file>
 
 <file path=word/footnotes.xml><?xml version="1.0" encoding="utf-8"?>
-<w:footnotes xmlns:wpc="http://schemas.microsoft.com/office/word/2010/wordprocessingCanvas" xmlns:cx="http://schemas.microsoft.com/office/drawing/2014/chartex" xmlns:cx1="http://schemas.microsoft.com/office/drawing/2015/9/8/chartex" xmlns:cx2="http://schemas.microsoft.com/office/drawing/2015/10/21/chartex" xmlns:cx3="http://schemas.microsoft.com/office/drawing/2016/5/9/chartex" xmlns:cx4="http://schemas.microsoft.com/office/drawing/2016/5/10/chartex" xmlns:cx5="http://schemas.microsoft.com/office/drawing/2016/5/11/chartex" xmlns:cx6="http://schemas.microsoft.com/office/drawing/2016/5/12/chartex" xmlns:cx7="http://schemas.microsoft.com/office/drawing/2016/5/13/chartex" xmlns:cx8="http://schemas.microsoft.com/office/drawing/2016/5/14/chartex" xmlns:mc="http://schemas.openxmlformats.org/markup-compatibility/2006" xmlns:aink="http://schemas.microsoft.com/office/drawing/2016/ink" xmlns:am3d="http://schemas.microsoft.com/office/drawing/2017/model3d" xmlns:o="urn:schemas-microsoft-com:office:office" xmlns:r="http://schemas.openxmlformats.org/officeDocument/2006/relationships" xmlns:m="http://schemas.openxmlformats.org/officeDocument/2006/math" xmlns:v="urn:schemas-microsoft-com:vml" xmlns:wp14="http://schemas.microsoft.com/office/word/2010/wordprocessingDrawing" xmlns:wp="http://schemas.openxmlformats.org/drawingml/2006/wordprocessingDrawing" xmlns:w10="urn:schemas-microsoft-com:office:word" xmlns:w="http://schemas.openxmlformats.org/wordprocessingml/2006/main" xmlns:w14="http://schemas.microsoft.com/office/word/2010/wordml" xmlns:w15="http://schemas.microsoft.com/office/word/2012/wordml" xmlns:w16cex="http://schemas.microsoft.com/office/word/2018/wordml/cex" xmlns:w16cid="http://schemas.microsoft.com/office/word/2016/wordml/cid" xmlns:w16="http://schemas.microsoft.com/office/word/2018/wordml" xmlns:w16se="http://schemas.microsoft.com/office/word/2015/wordml/symex" xmlns:wpg="http://schemas.microsoft.com/office/word/2010/wordprocessingGroup" xmlns:wpi="http://schemas.microsoft.com/office/word/2010/wordprocessingInk" xmlns:wne="http://schemas.microsoft.com/office/word/2006/wordml" xmlns:wps="http://schemas.microsoft.com/office/word/2010/wordprocessingShape" mc:Ignorable="w14 w15 w16se w16cid w16 w16cex wp14">
+<w:footnotes xmlns:wpc="http://schemas.microsoft.com/office/word/2010/wordprocessingCanvas" xmlns:cx="http://schemas.microsoft.com/office/drawing/2014/chartex" xmlns:mc="http://schemas.openxmlformats.org/markup-compatibility/2006" xmlns:o="urn:schemas-microsoft-com:office:office" xmlns:r="http://schemas.openxmlformats.org/officeDocument/2006/relationships" xmlns:m="http://schemas.openxmlformats.org/officeDocument/2006/math" xmlns:v="urn:schemas-microsoft-com:vml" xmlns:wp14="http://schemas.microsoft.com/office/word/2010/wordprocessingDrawing" xmlns:wp="http://schemas.openxmlformats.org/drawingml/2006/wordprocessingDrawing" xmlns:w10="urn:schemas-microsoft-com:office:word" xmlns:w="http://schemas.openxmlformats.org/wordprocessingml/2006/main" xmlns:w14="http://schemas.microsoft.com/office/word/2010/wordml" xmlns:w15="http://schemas.microsoft.com/office/word/2012/wordml" xmlns:w16se="http://schemas.microsoft.com/office/word/2015/wordml/symex" xmlns:wpg="http://schemas.microsoft.com/office/word/2010/wordprocessingGroup" xmlns:wpi="http://schemas.microsoft.com/office/word/2010/wordprocessingInk" xmlns:wne="http://schemas.microsoft.com/office/word/2006/wordml" xmlns:wps="http://schemas.microsoft.com/office/word/2010/wordprocessingShape" mc:Ignorable="w14 w15 w16se wp14">
   <w:footnote w:type="separator" w:id="-1">
     <w:p>
       <w:r>
@@ -6864,7 +7337,7 @@
 </file>
 
 <file path=word/header1.xml><?xml version="1.0" encoding="utf-8"?>
-<w:hdr xmlns:wpc="http://schemas.microsoft.com/office/word/2010/wordprocessingCanvas" xmlns:cx="http://schemas.microsoft.com/office/drawing/2014/chartex" xmlns:cx1="http://schemas.microsoft.com/office/drawing/2015/9/8/chartex" xmlns:cx2="http://schemas.microsoft.com/office/drawing/2015/10/21/chartex" xmlns:cx3="http://schemas.microsoft.com/office/drawing/2016/5/9/chartex" xmlns:cx4="http://schemas.microsoft.com/office/drawing/2016/5/10/chartex" xmlns:cx5="http://schemas.microsoft.com/office/drawing/2016/5/11/chartex" xmlns:cx6="http://schemas.microsoft.com/office/drawing/2016/5/12/chartex" xmlns:cx7="http://schemas.microsoft.com/office/drawing/2016/5/13/chartex" xmlns:cx8="http://schemas.microsoft.com/office/drawing/2016/5/14/chartex" xmlns:mc="http://schemas.openxmlformats.org/markup-compatibility/2006" xmlns:aink="http://schemas.microsoft.com/office/drawing/2016/ink" xmlns:am3d="http://schemas.microsoft.com/office/drawing/2017/model3d" xmlns:o="urn:schemas-microsoft-com:office:office" xmlns:r="http://schemas.openxmlformats.org/officeDocument/2006/relationships" xmlns:m="http://schemas.openxmlformats.org/officeDocument/2006/math" xmlns:v="urn:schemas-microsoft-com:vml" xmlns:wp14="http://schemas.microsoft.com/office/word/2010/wordprocessingDrawing" xmlns:wp="http://schemas.openxmlformats.org/drawingml/2006/wordprocessingDrawing" xmlns:w10="urn:schemas-microsoft-com:office:word" xmlns:w="http://schemas.openxmlformats.org/wordprocessingml/2006/main" xmlns:w14="http://schemas.microsoft.com/office/word/2010/wordml" xmlns:w15="http://schemas.microsoft.com/office/word/2012/wordml" xmlns:w16cex="http://schemas.microsoft.com/office/word/2018/wordml/cex" xmlns:w16cid="http://schemas.microsoft.com/office/word/2016/wordml/cid" xmlns:w16="http://schemas.microsoft.com/office/word/2018/wordml" xmlns:w16se="http://schemas.microsoft.com/office/word/2015/wordml/symex" xmlns:wpg="http://schemas.microsoft.com/office/word/2010/wordprocessingGroup" xmlns:wpi="http://schemas.microsoft.com/office/word/2010/wordprocessingInk" xmlns:wne="http://schemas.microsoft.com/office/word/2006/wordml" xmlns:wps="http://schemas.microsoft.com/office/word/2010/wordprocessingShape" mc:Ignorable="w14 w15 w16se w16cid w16 w16cex wp14">
+<w:hdr xmlns:wpc="http://schemas.microsoft.com/office/word/2010/wordprocessingCanvas" xmlns:cx="http://schemas.microsoft.com/office/drawing/2014/chartex" xmlns:mc="http://schemas.openxmlformats.org/markup-compatibility/2006" xmlns:o="urn:schemas-microsoft-com:office:office" xmlns:r="http://schemas.openxmlformats.org/officeDocument/2006/relationships" xmlns:m="http://schemas.openxmlformats.org/officeDocument/2006/math" xmlns:v="urn:schemas-microsoft-com:vml" xmlns:wp14="http://schemas.microsoft.com/office/word/2010/wordprocessingDrawing" xmlns:wp="http://schemas.openxmlformats.org/drawingml/2006/wordprocessingDrawing" xmlns:w10="urn:schemas-microsoft-com:office:word" xmlns:w="http://schemas.openxmlformats.org/wordprocessingml/2006/main" xmlns:w14="http://schemas.microsoft.com/office/word/2010/wordml" xmlns:w15="http://schemas.microsoft.com/office/word/2012/wordml" xmlns:w16se="http://schemas.microsoft.com/office/word/2015/wordml/symex" xmlns:wpg="http://schemas.microsoft.com/office/word/2010/wordprocessingGroup" xmlns:wpi="http://schemas.microsoft.com/office/word/2010/wordprocessingInk" xmlns:wne="http://schemas.microsoft.com/office/word/2006/wordml" xmlns:wps="http://schemas.microsoft.com/office/word/2010/wordprocessingShape" mc:Ignorable="w14 w15 w16se wp14">
   <w:p>
     <w:pPr>
       <w:jc w:val="center"/>
@@ -6974,7 +7447,7 @@
 </file>
 
 <file path=word/styles.xml><?xml version="1.0" encoding="utf-8"?>
-<w:styles xmlns:mc="http://schemas.openxmlformats.org/markup-compatibility/2006" xmlns:r="http://schemas.openxmlformats.org/officeDocument/2006/relationships" xmlns:w="http://schemas.openxmlformats.org/wordprocessingml/2006/main" xmlns:w14="http://schemas.microsoft.com/office/word/2010/wordml" xmlns:w15="http://schemas.microsoft.com/office/word/2012/wordml" xmlns:w16cex="http://schemas.microsoft.com/office/word/2018/wordml/cex" xmlns:w16cid="http://schemas.microsoft.com/office/word/2016/wordml/cid" xmlns:w16="http://schemas.microsoft.com/office/word/2018/wordml" xmlns:w16se="http://schemas.microsoft.com/office/word/2015/wordml/symex" mc:Ignorable="w14 w15 w16se w16cid w16 w16cex">
+<w:styles xmlns:mc="http://schemas.openxmlformats.org/markup-compatibility/2006" xmlns:r="http://schemas.openxmlformats.org/officeDocument/2006/relationships" xmlns:w="http://schemas.openxmlformats.org/wordprocessingml/2006/main" xmlns:w14="http://schemas.microsoft.com/office/word/2010/wordml" xmlns:w15="http://schemas.microsoft.com/office/word/2012/wordml" xmlns:w16se="http://schemas.microsoft.com/office/word/2015/wordml/symex" mc:Ignorable="w14 w15 w16se">
   <w:docDefaults>
     <w:rPrDefault>
       <w:rPr>
@@ -6987,7 +7460,7 @@
     </w:rPrDefault>
     <w:pPrDefault/>
   </w:docDefaults>
-  <w:latentStyles w:defLockedState="0" w:defUIPriority="99" w:defSemiHidden="0" w:defUnhideWhenUsed="0" w:defQFormat="0" w:count="376">
+  <w:latentStyles w:defLockedState="0" w:defUIPriority="99" w:defSemiHidden="0" w:defUnhideWhenUsed="0" w:defQFormat="0" w:count="371">
     <w:lsdException w:name="Normal" w:uiPriority="0" w:qFormat="1"/>
     <w:lsdException w:name="heading 1" w:uiPriority="9" w:qFormat="1"/>
     <w:lsdException w:name="heading 2" w:semiHidden="1" w:uiPriority="9" w:unhideWhenUsed="1" w:qFormat="1"/>
@@ -7359,11 +7832,6 @@
     <w:lsdException w:name="List Table 5 Dark Accent 6" w:uiPriority="50"/>
     <w:lsdException w:name="List Table 6 Colorful Accent 6" w:uiPriority="51"/>
     <w:lsdException w:name="List Table 7 Colorful Accent 6" w:uiPriority="52"/>
-    <w:lsdException w:name="Mention" w:semiHidden="1" w:unhideWhenUsed="1"/>
-    <w:lsdException w:name="Smart Hyperlink" w:semiHidden="1" w:unhideWhenUsed="1"/>
-    <w:lsdException w:name="Hashtag" w:semiHidden="1" w:unhideWhenUsed="1"/>
-    <w:lsdException w:name="Unresolved Mention" w:semiHidden="1" w:unhideWhenUsed="1"/>
-    <w:lsdException w:name="Smart Link" w:semiHidden="1" w:unhideWhenUsed="1"/>
   </w:latentStyles>
   <w:style w:type="paragraph" w:default="1" w:styleId="a">
     <w:name w:val="Normal"/>
@@ -7800,7 +8268,7 @@
       <w:szCs w:val="28"/>
     </w:rPr>
   </w:style>
-  <w:style w:type="character" w:styleId="af4">
+  <w:style w:type="character" w:customStyle="1" w:styleId="UnresolvedMention">
     <w:name w:val="Unresolved Mention"/>
     <w:basedOn w:val="a0"/>
     <w:uiPriority w:val="99"/>
@@ -8081,7 +8549,7 @@
 </file>
 
 <file path=customXml/itemProps1.xml><?xml version="1.0" encoding="utf-8"?>
-<ds:datastoreItem xmlns:ds="http://schemas.openxmlformats.org/officeDocument/2006/customXml" ds:itemID="{1A29E792-2EC2-4898-9E97-13678FAD6385}">
+<ds:datastoreItem xmlns:ds="http://schemas.openxmlformats.org/officeDocument/2006/customXml" ds:itemID="{863F580D-0723-4BE8-B741-351CE4E65BE6}">
   <ds:schemaRefs>
     <ds:schemaRef ds:uri="http://schemas.openxmlformats.org/officeDocument/2006/bibliography"/>
   </ds:schemaRefs>
